--- a/backend/data/audit_report_templates/report_body/1.1 模板A-无保留意见审计报告模板（上市公司、三板创新层及公开发债）-简版.docx
+++ b/backend/data/audit_report_templates/report_body/1.1 模板A-无保留意见审计报告模板（上市公司、三板创新层及公开发债）-简版.docx
@@ -68,6 +68,7 @@
     <w:p>
       <w:pPr>
         <w:spacing w:line="360" w:lineRule="auto"/>
+        <w:ind w:firstLine="420"/>
         <w:jc w:val="center"/>
         <w:outlineLvl w:val="0"/>
         <w:rPr>
@@ -81,10 +82,10 @@
       </w:pPr>
       <w:r>
         <w:rPr>
-          <w:rFonts w:hint="eastAsia" w:ascii="黑体" w:hAnsi="Arial Narrow" w:eastAsia="黑体"/>
+          <w:rFonts w:hint="eastAsia" w:ascii="Times New Roman" w:hAnsi="Times New Roman" w:eastAsia="仿宋_GB2312"/>
           <w:b/>
           <w:color w:val="auto"/>
-          <w:sz w:val="48"/>
+          <w:sz w:val="24"/>
           <w:szCs w:val="48"/>
           <w:lang w:eastAsia="zh-CN"/>
         </w:rPr>
@@ -94,6 +95,7 @@
     <w:p>
       <w:pPr>
         <w:spacing w:line="360" w:lineRule="auto"/>
+        <w:ind w:firstLine="420"/>
         <w:jc w:val="center"/>
         <w:outlineLvl w:val="0"/>
         <w:rPr>
@@ -107,10 +109,10 @@
       </w:pPr>
       <w:r>
         <w:rPr>
-          <w:rFonts w:hint="eastAsia" w:ascii="黑体" w:hAnsi="Arial Narrow" w:eastAsia="黑体"/>
+          <w:rFonts w:hint="eastAsia" w:ascii="Times New Roman" w:hAnsi="Times New Roman" w:eastAsia="仿宋_GB2312"/>
           <w:b/>
           <w:color w:val="auto"/>
-          <w:sz w:val="48"/>
+          <w:sz w:val="24"/>
           <w:szCs w:val="48"/>
           <w:lang w:eastAsia="zh-CN"/>
         </w:rPr>
@@ -1324,6 +1326,7 @@
     <w:p>
       <w:pPr>
         <w:spacing w:line="340" w:lineRule="atLeast"/>
+        <w:ind w:firstLine="420"/>
         <w:jc w:val="right"/>
         <w:rPr>
           <w:rFonts w:ascii="Arial Narrow" w:hAnsi="Arial Narrow" w:eastAsia="仿宋_GB2312"/>
@@ -1335,7 +1338,7 @@
       </w:pPr>
       <w:r>
         <w:rPr>
-          <w:rFonts w:hint="eastAsia" w:ascii="Arial Narrow" w:hAnsi="Arial Narrow" w:eastAsia="仿宋_GB2312"/>
+          <w:rFonts w:hint="eastAsia" w:ascii="Times New Roman" w:hAnsi="Times New Roman" w:eastAsia="仿宋_GB2312"/>
           <w:spacing w:val="4"/>
           <w:sz w:val="24"/>
           <w:lang w:eastAsia="zh-CN"/>
@@ -1360,6 +1363,7 @@
     <w:p>
       <w:pPr>
         <w:spacing w:before="120" w:beforeLines="50" w:line="300" w:lineRule="auto"/>
+        <w:ind w:firstLine="420"/>
         <w:outlineLvl w:val="0"/>
         <w:rPr>
           <w:rFonts w:ascii="Arial Narrow" w:hAnsi="Arial Narrow" w:eastAsia="仿宋_GB2312"/>
@@ -1373,7 +1377,7 @@
       </w:pPr>
       <w:r>
         <w:rPr>
-          <w:rFonts w:ascii="Arial Narrow" w:hAnsi="Arial Narrow" w:eastAsia="仿宋_GB2312"/>
+          <w:rFonts w:ascii="Times New Roman" w:hAnsi="Times New Roman" w:eastAsia="仿宋_GB2312"/>
           <w:b/>
           <w:color w:val="auto"/>
           <w:spacing w:val="4"/>
@@ -1415,18 +1419,18 @@
     <w:p>
       <w:pPr>
         <w:spacing w:before="120" w:beforeLines="50" w:line="300" w:lineRule="auto"/>
-        <w:ind w:firstLine="480" w:firstLineChars="200"/>
-        <w:jc w:val="both"/>
-        <w:rPr>
-          <w:rFonts w:ascii="Arial Narrow" w:hAnsi="Arial Narrow" w:eastAsia="仿宋_GB2312"/>
-          <w:sz w:val="24"/>
-          <w:szCs w:val="24"/>
-          <w:lang w:eastAsia="zh-CN"/>
-        </w:rPr>
-      </w:pPr>
-      <w:r>
-        <w:rPr>
-          <w:rFonts w:hint="eastAsia" w:ascii="Arial Narrow" w:hAnsi="Arial Narrow" w:eastAsia="仿宋_GB2312"/>
+        <w:ind w:firstLineChars="200" w:firstLine="420"/>
+        <w:jc w:val="both"/>
+        <w:rPr>
+          <w:rFonts w:ascii="Arial Narrow" w:hAnsi="Arial Narrow" w:eastAsia="仿宋_GB2312"/>
+          <w:sz w:val="24"/>
+          <w:szCs w:val="24"/>
+          <w:lang w:eastAsia="zh-CN"/>
+        </w:rPr>
+      </w:pPr>
+      <w:r>
+        <w:rPr>
+          <w:rFonts w:hint="eastAsia" w:ascii="Times New Roman" w:hAnsi="Times New Roman" w:eastAsia="仿宋_GB2312"/>
           <w:sz w:val="24"/>
           <w:szCs w:val="24"/>
           <w:lang w:eastAsia="zh-CN"/>
@@ -1437,18 +1441,18 @@
     <w:p>
       <w:pPr>
         <w:spacing w:before="120" w:beforeLines="50" w:line="300" w:lineRule="auto"/>
-        <w:ind w:firstLine="480" w:firstLineChars="200"/>
-        <w:jc w:val="both"/>
-        <w:rPr>
-          <w:rFonts w:ascii="Arial Narrow" w:hAnsi="Arial Narrow" w:eastAsia="仿宋_GB2312"/>
-          <w:sz w:val="24"/>
-          <w:szCs w:val="24"/>
-          <w:lang w:eastAsia="zh-CN"/>
-        </w:rPr>
-      </w:pPr>
-      <w:r>
-        <w:rPr>
-          <w:rFonts w:hint="eastAsia" w:ascii="Arial Narrow" w:hAnsi="Arial Narrow" w:eastAsia="仿宋_GB2312"/>
+        <w:ind w:firstLineChars="200" w:firstLine="420"/>
+        <w:jc w:val="both"/>
+        <w:rPr>
+          <w:rFonts w:ascii="Arial Narrow" w:hAnsi="Arial Narrow" w:eastAsia="仿宋_GB2312"/>
+          <w:sz w:val="24"/>
+          <w:szCs w:val="24"/>
+          <w:lang w:eastAsia="zh-CN"/>
+        </w:rPr>
+      </w:pPr>
+      <w:r>
+        <w:rPr>
+          <w:rFonts w:hint="eastAsia" w:ascii="Times New Roman" w:hAnsi="Times New Roman" w:eastAsia="仿宋_GB2312"/>
           <w:sz w:val="24"/>
           <w:szCs w:val="24"/>
           <w:lang w:eastAsia="zh-CN"/>
@@ -1484,7 +1488,7 @@
     <w:p>
       <w:pPr>
         <w:spacing w:before="120" w:beforeLines="50" w:line="300" w:lineRule="auto"/>
-        <w:ind w:firstLine="496" w:firstLineChars="200"/>
+        <w:ind w:firstLineChars="200" w:firstLine="420"/>
         <w:jc w:val="both"/>
         <w:rPr>
           <w:rFonts w:ascii="Arial Narrow" w:hAnsi="宋体" w:eastAsia="仿宋_GB2312"/>
@@ -1496,7 +1500,7 @@
       </w:pPr>
       <w:r>
         <w:rPr>
-          <w:rFonts w:hint="eastAsia" w:ascii="Arial Narrow" w:hAnsi="宋体" w:eastAsia="仿宋_GB2312"/>
+          <w:rFonts w:hint="eastAsia" w:ascii="Times New Roman" w:hAnsi="Times New Roman" w:eastAsia="仿宋_GB2312"/>
           <w:spacing w:val="4"/>
           <w:sz w:val="24"/>
           <w:szCs w:val="24"/>
@@ -1542,7 +1546,7 @@
     <w:p>
       <w:pPr>
         <w:spacing w:before="120" w:beforeLines="50" w:line="300" w:lineRule="auto"/>
-        <w:ind w:firstLine="496" w:firstLineChars="200"/>
+        <w:ind w:firstLineChars="200" w:firstLine="420"/>
         <w:jc w:val="both"/>
         <w:rPr>
           <w:rFonts w:ascii="Arial Narrow" w:hAnsi="Arial Narrow" w:eastAsia="仿宋_GB2312"/>
@@ -1555,7 +1559,7 @@
       </w:pPr>
       <w:r>
         <w:rPr>
-          <w:rFonts w:hint="eastAsia" w:ascii="Arial Narrow" w:hAnsi="Arial Narrow" w:eastAsia="仿宋_GB2312"/>
+          <w:rFonts w:hint="eastAsia" w:ascii="Times New Roman" w:hAnsi="Times New Roman" w:eastAsia="仿宋_GB2312"/>
           <w:spacing w:val="4"/>
           <w:sz w:val="24"/>
           <w:szCs w:val="24"/>
@@ -1602,6 +1606,51 @@
     <w:p>
       <w:pPr>
         <w:spacing w:before="120" w:beforeLines="50" w:line="300" w:lineRule="auto"/>
+        <w:ind w:firstLineChars="200" w:firstLine="420"/>
+        <w:jc w:val="both"/>
+        <w:rPr>
+          <w:rFonts w:ascii="Arial Narrow" w:hAnsi="Arial Narrow" w:eastAsia="仿宋_GB2312"/>
+          <w:spacing w:val="4"/>
+          <w:sz w:val="24"/>
+          <w:szCs w:val="24"/>
+          <w:lang w:eastAsia="zh-CN"/>
+        </w:rPr>
+      </w:pPr>
+      <w:r>
+        <w:rPr>
+          <w:rFonts w:hint="eastAsia" w:ascii="Times New Roman" w:hAnsi="Times New Roman" w:eastAsia="仿宋_GB2312"/>
+          <w:spacing w:val="4"/>
+          <w:sz w:val="24"/>
+          <w:szCs w:val="24"/>
+          <w:lang w:eastAsia="zh-CN"/>
+        </w:rPr>
+        <w:t>相关信息披露详见财务报表附注</w:t>
+      </w:r>
+      <w:r>
+        <w:rPr>
+          <w:rFonts w:hint="eastAsia" w:ascii="Times New Roman" w:hAnsi="Times New Roman" w:eastAsia="仿宋_GB2312"/>
+          <w:color w:val="FF0000"/>
+          <w:spacing w:val="4"/>
+          <w:sz w:val="24"/>
+          <w:szCs w:val="24"/>
+          <w:lang w:eastAsia="zh-CN"/>
+        </w:rPr>
+        <w:t>X-XX</w:t>
+      </w:r>
+      <w:r>
+        <w:rPr>
+          <w:rFonts w:hint="eastAsia" w:ascii="Times New Roman" w:hAnsi="Times New Roman" w:eastAsia="仿宋_GB2312"/>
+          <w:spacing w:val="4"/>
+          <w:sz w:val="24"/>
+          <w:szCs w:val="24"/>
+          <w:lang w:eastAsia="zh-CN"/>
+        </w:rPr>
+        <w:t>。</w:t>
+      </w:r>
+    </w:p>
+    <w:p>
+      <w:pPr>
+        <w:spacing w:before="120" w:beforeLines="50" w:line="300" w:lineRule="auto"/>
         <w:ind w:firstLine="496" w:firstLineChars="200"/>
         <w:jc w:val="both"/>
         <w:rPr>
@@ -1614,13 +1663,165 @@
       </w:pPr>
       <w:r>
         <w:rPr>
+          <w:rFonts w:ascii="Arial Narrow" w:hAnsi="Arial Narrow" w:eastAsia="仿宋_GB2312"/>
+          <w:spacing w:val="4"/>
+          <w:sz w:val="24"/>
+          <w:szCs w:val="24"/>
+          <w:lang w:eastAsia="zh-CN"/>
+        </w:rPr>
+        <w:t>1</w:t>
+      </w:r>
+      <w:r>
+        <w:rPr>
           <w:rFonts w:hint="eastAsia" w:ascii="Arial Narrow" w:hAnsi="Arial Narrow" w:eastAsia="仿宋_GB2312"/>
           <w:spacing w:val="4"/>
           <w:sz w:val="24"/>
           <w:szCs w:val="24"/>
           <w:lang w:eastAsia="zh-CN"/>
         </w:rPr>
-        <w:t>相关信息披露详见财务报表附注</w:t>
+        <w:t>、事项描述</w:t>
+      </w:r>
+    </w:p>
+    <w:p>
+      <w:pPr>
+        <w:spacing w:before="120" w:beforeLines="50" w:line="300" w:lineRule="auto"/>
+        <w:ind w:firstLine="496" w:firstLineChars="200"/>
+        <w:jc w:val="both"/>
+        <w:rPr>
+          <w:rFonts w:ascii="Arial Narrow" w:hAnsi="Arial Narrow" w:eastAsia="仿宋_GB2312"/>
+          <w:spacing w:val="4"/>
+          <w:sz w:val="24"/>
+          <w:szCs w:val="24"/>
+          <w:lang w:eastAsia="zh-CN"/>
+        </w:rPr>
+      </w:pPr>
+    </w:p>
+    <w:p>
+      <w:pPr>
+        <w:spacing w:before="120" w:beforeLines="50" w:line="300" w:lineRule="auto"/>
+        <w:ind w:firstLine="496" w:firstLineChars="200"/>
+        <w:jc w:val="both"/>
+        <w:rPr>
+          <w:rFonts w:ascii="Arial Narrow" w:hAnsi="Arial Narrow" w:eastAsia="仿宋_GB2312"/>
+          <w:spacing w:val="4"/>
+          <w:sz w:val="24"/>
+          <w:szCs w:val="24"/>
+          <w:lang w:eastAsia="zh-CN"/>
+        </w:rPr>
+      </w:pPr>
+    </w:p>
+    <w:p>
+      <w:pPr>
+        <w:spacing w:before="120" w:beforeLines="50" w:line="300" w:lineRule="auto"/>
+        <w:ind w:firstLine="496" w:firstLineChars="200"/>
+        <w:jc w:val="both"/>
+        <w:rPr>
+          <w:rFonts w:ascii="Arial Narrow" w:hAnsi="Arial Narrow" w:eastAsia="仿宋_GB2312"/>
+          <w:spacing w:val="4"/>
+          <w:sz w:val="24"/>
+          <w:szCs w:val="24"/>
+          <w:lang w:eastAsia="zh-CN"/>
+        </w:rPr>
+      </w:pPr>
+    </w:p>
+    <w:p>
+      <w:pPr>
+        <w:spacing w:before="120" w:beforeLines="50" w:line="300" w:lineRule="auto"/>
+        <w:ind w:firstLine="496" w:firstLineChars="200"/>
+        <w:jc w:val="both"/>
+        <w:rPr>
+          <w:rFonts w:ascii="Arial Narrow" w:hAnsi="Arial Narrow" w:eastAsia="仿宋_GB2312"/>
+          <w:spacing w:val="4"/>
+          <w:sz w:val="24"/>
+          <w:szCs w:val="24"/>
+          <w:lang w:eastAsia="zh-CN"/>
+        </w:rPr>
+      </w:pPr>
+      <w:r>
+        <w:rPr>
+          <w:rFonts w:ascii="Arial Narrow" w:hAnsi="Arial Narrow" w:eastAsia="仿宋_GB2312"/>
+          <w:spacing w:val="4"/>
+          <w:sz w:val="24"/>
+          <w:szCs w:val="24"/>
+          <w:lang w:eastAsia="zh-CN"/>
+        </w:rPr>
+        <w:t>2</w:t>
+      </w:r>
+      <w:r>
+        <w:rPr>
+          <w:rFonts w:hint="eastAsia" w:ascii="Arial Narrow" w:hAnsi="Arial Narrow" w:eastAsia="仿宋_GB2312"/>
+          <w:spacing w:val="4"/>
+          <w:sz w:val="24"/>
+          <w:szCs w:val="24"/>
+          <w:lang w:eastAsia="zh-CN"/>
+        </w:rPr>
+        <w:t>、审计应对</w:t>
+      </w:r>
+    </w:p>
+    <w:p>
+      <w:pPr>
+        <w:spacing w:before="120" w:beforeLines="50" w:line="300" w:lineRule="auto"/>
+        <w:ind w:firstLine="496" w:firstLineChars="200"/>
+        <w:jc w:val="both"/>
+        <w:rPr>
+          <w:rFonts w:ascii="Arial Narrow" w:hAnsi="Arial Narrow" w:eastAsia="仿宋_GB2312"/>
+          <w:spacing w:val="4"/>
+          <w:sz w:val="24"/>
+          <w:szCs w:val="24"/>
+          <w:lang w:eastAsia="zh-CN"/>
+        </w:rPr>
+      </w:pPr>
+    </w:p>
+    <w:p>
+      <w:pPr>
+        <w:spacing w:before="120" w:beforeLines="50" w:line="300" w:lineRule="auto"/>
+        <w:ind w:firstLine="496" w:firstLineChars="200"/>
+        <w:jc w:val="both"/>
+        <w:rPr>
+          <w:rFonts w:ascii="Arial Narrow" w:hAnsi="Arial Narrow" w:eastAsia="仿宋_GB2312"/>
+          <w:spacing w:val="4"/>
+          <w:sz w:val="24"/>
+          <w:szCs w:val="24"/>
+          <w:lang w:eastAsia="zh-CN"/>
+        </w:rPr>
+      </w:pPr>
+    </w:p>
+    <w:p>
+      <w:pPr>
+        <w:spacing w:before="120" w:beforeLines="50" w:line="300" w:lineRule="auto"/>
+        <w:ind w:firstLine="496" w:firstLineChars="200"/>
+        <w:jc w:val="both"/>
+        <w:rPr>
+          <w:rFonts w:ascii="Arial Narrow" w:hAnsi="Arial Narrow" w:eastAsia="仿宋_GB2312"/>
+          <w:spacing w:val="4"/>
+          <w:sz w:val="24"/>
+          <w:szCs w:val="24"/>
+          <w:lang w:eastAsia="zh-CN"/>
+        </w:rPr>
+      </w:pPr>
+    </w:p>
+    <w:p>
+      <w:pPr>
+        <w:spacing w:before="120" w:beforeLines="50" w:line="300" w:lineRule="auto"/>
+        <w:ind w:firstLine="496" w:firstLineChars="200"/>
+        <w:jc w:val="both"/>
+        <w:rPr>
+          <w:rFonts w:ascii="Arial Narrow" w:hAnsi="Arial Narrow" w:eastAsia="仿宋_GB2312"/>
+          <w:spacing w:val="4"/>
+          <w:sz w:val="24"/>
+          <w:szCs w:val="24"/>
+          <w:lang w:eastAsia="zh-CN"/>
+        </w:rPr>
+      </w:pPr>
+      <w:r>
+        <w:rPr>
+          <w:rFonts w:hint="eastAsia" w:ascii="Arial Narrow" w:hAnsi="Arial Narrow" w:eastAsia="仿宋_GB2312"/>
+          <w:spacing w:val="4"/>
+          <w:sz w:val="24"/>
+          <w:szCs w:val="24"/>
+          <w:lang w:eastAsia="zh-CN"/>
+        </w:rPr>
+        <w:t>（二）</w:t>
       </w:r>
       <w:r>
         <w:rPr>
@@ -1631,243 +1832,46 @@
           <w:szCs w:val="24"/>
           <w:lang w:eastAsia="zh-CN"/>
         </w:rPr>
+        <w:t>X子标题</w:t>
+      </w:r>
+    </w:p>
+    <w:p>
+      <w:pPr>
+        <w:spacing w:before="120" w:beforeLines="50" w:line="300" w:lineRule="auto"/>
+        <w:ind w:firstLineChars="200" w:firstLine="420"/>
+        <w:jc w:val="both"/>
+        <w:rPr>
+          <w:rFonts w:ascii="Arial Narrow" w:hAnsi="Arial Narrow" w:eastAsia="仿宋_GB2312"/>
+          <w:spacing w:val="4"/>
+          <w:sz w:val="24"/>
+          <w:szCs w:val="24"/>
+          <w:lang w:eastAsia="zh-CN"/>
+        </w:rPr>
+      </w:pPr>
+      <w:r>
+        <w:rPr>
+          <w:rFonts w:hint="eastAsia" w:ascii="Times New Roman" w:hAnsi="Times New Roman" w:eastAsia="仿宋_GB2312"/>
+          <w:spacing w:val="4"/>
+          <w:sz w:val="24"/>
+          <w:szCs w:val="24"/>
+          <w:lang w:eastAsia="zh-CN"/>
+        </w:rPr>
+        <w:t>相关信息披露详见财务报表附注</w:t>
+      </w:r>
+      <w:r>
+        <w:rPr>
+          <w:rFonts w:hint="eastAsia" w:ascii="Times New Roman" w:hAnsi="Times New Roman" w:eastAsia="仿宋_GB2312"/>
+          <w:color w:val="FF0000"/>
+          <w:spacing w:val="4"/>
+          <w:sz w:val="24"/>
+          <w:szCs w:val="24"/>
+          <w:lang w:eastAsia="zh-CN"/>
+        </w:rPr>
         <w:t>X-XX</w:t>
       </w:r>
       <w:r>
         <w:rPr>
-          <w:rFonts w:hint="eastAsia" w:ascii="Arial Narrow" w:hAnsi="Arial Narrow" w:eastAsia="仿宋_GB2312"/>
-          <w:spacing w:val="4"/>
-          <w:sz w:val="24"/>
-          <w:szCs w:val="24"/>
-          <w:lang w:eastAsia="zh-CN"/>
-        </w:rPr>
-        <w:t>。</w:t>
-      </w:r>
-    </w:p>
-    <w:p>
-      <w:pPr>
-        <w:spacing w:before="120" w:beforeLines="50" w:line="300" w:lineRule="auto"/>
-        <w:ind w:firstLine="496" w:firstLineChars="200"/>
-        <w:jc w:val="both"/>
-        <w:rPr>
-          <w:rFonts w:ascii="Arial Narrow" w:hAnsi="Arial Narrow" w:eastAsia="仿宋_GB2312"/>
-          <w:spacing w:val="4"/>
-          <w:sz w:val="24"/>
-          <w:szCs w:val="24"/>
-          <w:lang w:eastAsia="zh-CN"/>
-        </w:rPr>
-      </w:pPr>
-      <w:r>
-        <w:rPr>
-          <w:rFonts w:ascii="Arial Narrow" w:hAnsi="Arial Narrow" w:eastAsia="仿宋_GB2312"/>
-          <w:spacing w:val="4"/>
-          <w:sz w:val="24"/>
-          <w:szCs w:val="24"/>
-          <w:lang w:eastAsia="zh-CN"/>
-        </w:rPr>
-        <w:t>1</w:t>
-      </w:r>
-      <w:r>
-        <w:rPr>
-          <w:rFonts w:hint="eastAsia" w:ascii="Arial Narrow" w:hAnsi="Arial Narrow" w:eastAsia="仿宋_GB2312"/>
-          <w:spacing w:val="4"/>
-          <w:sz w:val="24"/>
-          <w:szCs w:val="24"/>
-          <w:lang w:eastAsia="zh-CN"/>
-        </w:rPr>
-        <w:t>、事项描述</w:t>
-      </w:r>
-    </w:p>
-    <w:p>
-      <w:pPr>
-        <w:spacing w:before="120" w:beforeLines="50" w:line="300" w:lineRule="auto"/>
-        <w:ind w:firstLine="496" w:firstLineChars="200"/>
-        <w:jc w:val="both"/>
-        <w:rPr>
-          <w:rFonts w:ascii="Arial Narrow" w:hAnsi="Arial Narrow" w:eastAsia="仿宋_GB2312"/>
-          <w:spacing w:val="4"/>
-          <w:sz w:val="24"/>
-          <w:szCs w:val="24"/>
-          <w:lang w:eastAsia="zh-CN"/>
-        </w:rPr>
-      </w:pPr>
-    </w:p>
-    <w:p>
-      <w:pPr>
-        <w:spacing w:before="120" w:beforeLines="50" w:line="300" w:lineRule="auto"/>
-        <w:ind w:firstLine="496" w:firstLineChars="200"/>
-        <w:jc w:val="both"/>
-        <w:rPr>
-          <w:rFonts w:ascii="Arial Narrow" w:hAnsi="Arial Narrow" w:eastAsia="仿宋_GB2312"/>
-          <w:spacing w:val="4"/>
-          <w:sz w:val="24"/>
-          <w:szCs w:val="24"/>
-          <w:lang w:eastAsia="zh-CN"/>
-        </w:rPr>
-      </w:pPr>
-    </w:p>
-    <w:p>
-      <w:pPr>
-        <w:spacing w:before="120" w:beforeLines="50" w:line="300" w:lineRule="auto"/>
-        <w:ind w:firstLine="496" w:firstLineChars="200"/>
-        <w:jc w:val="both"/>
-        <w:rPr>
-          <w:rFonts w:ascii="Arial Narrow" w:hAnsi="Arial Narrow" w:eastAsia="仿宋_GB2312"/>
-          <w:spacing w:val="4"/>
-          <w:sz w:val="24"/>
-          <w:szCs w:val="24"/>
-          <w:lang w:eastAsia="zh-CN"/>
-        </w:rPr>
-      </w:pPr>
-    </w:p>
-    <w:p>
-      <w:pPr>
-        <w:spacing w:before="120" w:beforeLines="50" w:line="300" w:lineRule="auto"/>
-        <w:ind w:firstLine="496" w:firstLineChars="200"/>
-        <w:jc w:val="both"/>
-        <w:rPr>
-          <w:rFonts w:ascii="Arial Narrow" w:hAnsi="Arial Narrow" w:eastAsia="仿宋_GB2312"/>
-          <w:spacing w:val="4"/>
-          <w:sz w:val="24"/>
-          <w:szCs w:val="24"/>
-          <w:lang w:eastAsia="zh-CN"/>
-        </w:rPr>
-      </w:pPr>
-      <w:r>
-        <w:rPr>
-          <w:rFonts w:ascii="Arial Narrow" w:hAnsi="Arial Narrow" w:eastAsia="仿宋_GB2312"/>
-          <w:spacing w:val="4"/>
-          <w:sz w:val="24"/>
-          <w:szCs w:val="24"/>
-          <w:lang w:eastAsia="zh-CN"/>
-        </w:rPr>
-        <w:t>2</w:t>
-      </w:r>
-      <w:r>
-        <w:rPr>
-          <w:rFonts w:hint="eastAsia" w:ascii="Arial Narrow" w:hAnsi="Arial Narrow" w:eastAsia="仿宋_GB2312"/>
-          <w:spacing w:val="4"/>
-          <w:sz w:val="24"/>
-          <w:szCs w:val="24"/>
-          <w:lang w:eastAsia="zh-CN"/>
-        </w:rPr>
-        <w:t>、审计应对</w:t>
-      </w:r>
-    </w:p>
-    <w:p>
-      <w:pPr>
-        <w:spacing w:before="120" w:beforeLines="50" w:line="300" w:lineRule="auto"/>
-        <w:ind w:firstLine="496" w:firstLineChars="200"/>
-        <w:jc w:val="both"/>
-        <w:rPr>
-          <w:rFonts w:ascii="Arial Narrow" w:hAnsi="Arial Narrow" w:eastAsia="仿宋_GB2312"/>
-          <w:spacing w:val="4"/>
-          <w:sz w:val="24"/>
-          <w:szCs w:val="24"/>
-          <w:lang w:eastAsia="zh-CN"/>
-        </w:rPr>
-      </w:pPr>
-    </w:p>
-    <w:p>
-      <w:pPr>
-        <w:spacing w:before="120" w:beforeLines="50" w:line="300" w:lineRule="auto"/>
-        <w:ind w:firstLine="496" w:firstLineChars="200"/>
-        <w:jc w:val="both"/>
-        <w:rPr>
-          <w:rFonts w:ascii="Arial Narrow" w:hAnsi="Arial Narrow" w:eastAsia="仿宋_GB2312"/>
-          <w:spacing w:val="4"/>
-          <w:sz w:val="24"/>
-          <w:szCs w:val="24"/>
-          <w:lang w:eastAsia="zh-CN"/>
-        </w:rPr>
-      </w:pPr>
-    </w:p>
-    <w:p>
-      <w:pPr>
-        <w:spacing w:before="120" w:beforeLines="50" w:line="300" w:lineRule="auto"/>
-        <w:ind w:firstLine="496" w:firstLineChars="200"/>
-        <w:jc w:val="both"/>
-        <w:rPr>
-          <w:rFonts w:ascii="Arial Narrow" w:hAnsi="Arial Narrow" w:eastAsia="仿宋_GB2312"/>
-          <w:spacing w:val="4"/>
-          <w:sz w:val="24"/>
-          <w:szCs w:val="24"/>
-          <w:lang w:eastAsia="zh-CN"/>
-        </w:rPr>
-      </w:pPr>
-    </w:p>
-    <w:p>
-      <w:pPr>
-        <w:spacing w:before="120" w:beforeLines="50" w:line="300" w:lineRule="auto"/>
-        <w:ind w:firstLine="496" w:firstLineChars="200"/>
-        <w:jc w:val="both"/>
-        <w:rPr>
-          <w:rFonts w:ascii="Arial Narrow" w:hAnsi="Arial Narrow" w:eastAsia="仿宋_GB2312"/>
-          <w:spacing w:val="4"/>
-          <w:sz w:val="24"/>
-          <w:szCs w:val="24"/>
-          <w:lang w:eastAsia="zh-CN"/>
-        </w:rPr>
-      </w:pPr>
-      <w:r>
-        <w:rPr>
-          <w:rFonts w:hint="eastAsia" w:ascii="Arial Narrow" w:hAnsi="Arial Narrow" w:eastAsia="仿宋_GB2312"/>
-          <w:spacing w:val="4"/>
-          <w:sz w:val="24"/>
-          <w:szCs w:val="24"/>
-          <w:lang w:eastAsia="zh-CN"/>
-        </w:rPr>
-        <w:t>（二）</w:t>
-      </w:r>
-      <w:r>
-        <w:rPr>
-          <w:rFonts w:hint="eastAsia" w:ascii="Arial Narrow" w:hAnsi="Arial Narrow" w:eastAsia="仿宋_GB2312"/>
-          <w:color w:val="FF0000"/>
-          <w:spacing w:val="4"/>
-          <w:sz w:val="24"/>
-          <w:szCs w:val="24"/>
-          <w:lang w:eastAsia="zh-CN"/>
-        </w:rPr>
-        <w:t>X子标题</w:t>
-      </w:r>
-    </w:p>
-    <w:p>
-      <w:pPr>
-        <w:spacing w:before="120" w:beforeLines="50" w:line="300" w:lineRule="auto"/>
-        <w:ind w:firstLine="496" w:firstLineChars="200"/>
-        <w:jc w:val="both"/>
-        <w:rPr>
-          <w:rFonts w:ascii="Arial Narrow" w:hAnsi="Arial Narrow" w:eastAsia="仿宋_GB2312"/>
-          <w:spacing w:val="4"/>
-          <w:sz w:val="24"/>
-          <w:szCs w:val="24"/>
-          <w:lang w:eastAsia="zh-CN"/>
-        </w:rPr>
-      </w:pPr>
-      <w:r>
-        <w:rPr>
-          <w:rFonts w:hint="eastAsia" w:ascii="Arial Narrow" w:hAnsi="Arial Narrow" w:eastAsia="仿宋_GB2312"/>
-          <w:spacing w:val="4"/>
-          <w:sz w:val="24"/>
-          <w:szCs w:val="24"/>
-          <w:lang w:eastAsia="zh-CN"/>
-        </w:rPr>
-        <w:t>相关信息披露详见财务报表附注</w:t>
-      </w:r>
-      <w:r>
-        <w:rPr>
-          <w:rFonts w:hint="eastAsia" w:ascii="Arial Narrow" w:hAnsi="Arial Narrow" w:eastAsia="仿宋_GB2312"/>
-          <w:color w:val="FF0000"/>
-          <w:spacing w:val="4"/>
-          <w:sz w:val="24"/>
-          <w:szCs w:val="24"/>
-          <w:lang w:eastAsia="zh-CN"/>
-        </w:rPr>
-        <w:t>X-XX</w:t>
-      </w:r>
-      <w:r>
-        <w:rPr>
-          <w:rFonts w:hint="eastAsia" w:ascii="Arial Narrow" w:hAnsi="Arial Narrow" w:eastAsia="仿宋_GB2312"/>
+          <w:rFonts w:hint="eastAsia" w:ascii="Times New Roman" w:hAnsi="Times New Roman" w:eastAsia="仿宋_GB2312"/>
           <w:spacing w:val="4"/>
           <w:sz w:val="24"/>
           <w:szCs w:val="24"/>
@@ -2058,7 +2062,7 @@
     <w:p>
       <w:pPr>
         <w:spacing w:before="120" w:beforeLines="50" w:line="300" w:lineRule="auto"/>
-        <w:ind w:firstLine="496" w:firstLineChars="200"/>
+        <w:ind w:firstLineChars="200" w:firstLine="420"/>
         <w:jc w:val="both"/>
         <w:rPr>
           <w:rFonts w:ascii="Arial Narrow" w:hAnsi="Arial Narrow" w:eastAsia="仿宋_GB2312"/>
@@ -2071,7 +2075,7 @@
       </w:pPr>
       <w:r>
         <w:rPr>
-          <w:rFonts w:ascii="Arial Narrow" w:hAnsi="Arial Narrow" w:eastAsia="仿宋_GB2312"/>
+          <w:rFonts w:ascii="Times New Roman" w:hAnsi="Times New Roman" w:eastAsia="仿宋_GB2312"/>
           <w:color w:val="auto"/>
           <w:spacing w:val="4"/>
           <w:sz w:val="24"/>
@@ -2084,19 +2088,19 @@
     <w:p>
       <w:pPr>
         <w:spacing w:before="120" w:beforeLines="50" w:line="300" w:lineRule="auto"/>
-        <w:ind w:firstLine="496" w:firstLineChars="200"/>
-        <w:jc w:val="both"/>
-        <w:rPr>
-          <w:rFonts w:ascii="Arial Narrow" w:hAnsi="Arial Narrow" w:eastAsia="仿宋_GB2312"/>
-          <w:spacing w:val="4"/>
-          <w:sz w:val="24"/>
-          <w:szCs w:val="24"/>
-          <w:lang w:eastAsia="zh-CN"/>
-        </w:rPr>
-      </w:pPr>
-      <w:r>
-        <w:rPr>
-          <w:rFonts w:hint="eastAsia" w:ascii="Arial Narrow" w:hAnsi="Arial Narrow" w:eastAsia="仿宋_GB2312"/>
+        <w:ind w:firstLineChars="200" w:firstLine="420"/>
+        <w:jc w:val="both"/>
+        <w:rPr>
+          <w:rFonts w:ascii="Arial Narrow" w:hAnsi="Arial Narrow" w:eastAsia="仿宋_GB2312"/>
+          <w:spacing w:val="4"/>
+          <w:sz w:val="24"/>
+          <w:szCs w:val="24"/>
+          <w:lang w:eastAsia="zh-CN"/>
+        </w:rPr>
+      </w:pPr>
+      <w:r>
+        <w:rPr>
+          <w:rFonts w:hint="eastAsia" w:ascii="Times New Roman" w:hAnsi="Times New Roman" w:eastAsia="仿宋_GB2312"/>
           <w:spacing w:val="4"/>
           <w:sz w:val="24"/>
           <w:szCs w:val="24"/>
@@ -2108,19 +2112,19 @@
     <w:p>
       <w:pPr>
         <w:spacing w:before="120" w:beforeLines="50" w:line="300" w:lineRule="auto"/>
-        <w:ind w:firstLine="496" w:firstLineChars="200"/>
-        <w:jc w:val="both"/>
-        <w:rPr>
-          <w:rFonts w:ascii="Arial Narrow" w:hAnsi="Arial Narrow" w:eastAsia="仿宋_GB2312"/>
-          <w:spacing w:val="4"/>
-          <w:sz w:val="24"/>
-          <w:szCs w:val="24"/>
-          <w:lang w:eastAsia="zh-CN"/>
-        </w:rPr>
-      </w:pPr>
-      <w:r>
-        <w:rPr>
-          <w:rFonts w:hint="eastAsia" w:ascii="Arial Narrow" w:hAnsi="Arial Narrow" w:eastAsia="仿宋_GB2312"/>
+        <w:ind w:firstLineChars="200" w:firstLine="420"/>
+        <w:jc w:val="both"/>
+        <w:rPr>
+          <w:rFonts w:ascii="Arial Narrow" w:hAnsi="Arial Narrow" w:eastAsia="仿宋_GB2312"/>
+          <w:spacing w:val="4"/>
+          <w:sz w:val="24"/>
+          <w:szCs w:val="24"/>
+          <w:lang w:eastAsia="zh-CN"/>
+        </w:rPr>
+      </w:pPr>
+      <w:r>
+        <w:rPr>
+          <w:rFonts w:hint="eastAsia" w:ascii="Times New Roman" w:hAnsi="Times New Roman" w:eastAsia="仿宋_GB2312"/>
           <w:spacing w:val="4"/>
           <w:sz w:val="24"/>
           <w:szCs w:val="24"/>
@@ -2132,19 +2136,19 @@
     <w:p>
       <w:pPr>
         <w:spacing w:before="120" w:beforeLines="50" w:line="300" w:lineRule="auto"/>
-        <w:ind w:firstLine="496" w:firstLineChars="200"/>
-        <w:jc w:val="both"/>
-        <w:rPr>
-          <w:rFonts w:ascii="Arial Narrow" w:hAnsi="Arial Narrow" w:eastAsia="仿宋_GB2312"/>
-          <w:spacing w:val="4"/>
-          <w:sz w:val="24"/>
-          <w:szCs w:val="24"/>
-          <w:lang w:eastAsia="zh-CN"/>
-        </w:rPr>
-      </w:pPr>
-      <w:r>
-        <w:rPr>
-          <w:rFonts w:hint="eastAsia" w:ascii="Arial Narrow" w:hAnsi="Arial Narrow" w:eastAsia="仿宋_GB2312"/>
+        <w:ind w:firstLineChars="200" w:firstLine="420"/>
+        <w:jc w:val="both"/>
+        <w:rPr>
+          <w:rFonts w:ascii="Arial Narrow" w:hAnsi="Arial Narrow" w:eastAsia="仿宋_GB2312"/>
+          <w:spacing w:val="4"/>
+          <w:sz w:val="24"/>
+          <w:szCs w:val="24"/>
+          <w:lang w:eastAsia="zh-CN"/>
+        </w:rPr>
+      </w:pPr>
+      <w:r>
+        <w:rPr>
+          <w:rFonts w:hint="eastAsia" w:ascii="Times New Roman" w:hAnsi="Times New Roman" w:eastAsia="仿宋_GB2312"/>
           <w:spacing w:val="4"/>
           <w:sz w:val="24"/>
           <w:szCs w:val="24"/>
@@ -2186,7 +2190,7 @@
     <w:p>
       <w:pPr>
         <w:spacing w:before="120" w:beforeLines="50" w:line="300" w:lineRule="auto"/>
-        <w:ind w:firstLine="496" w:firstLineChars="200"/>
+        <w:ind w:firstLineChars="200" w:firstLine="420"/>
         <w:jc w:val="both"/>
         <w:rPr>
           <w:rFonts w:ascii="Arial Narrow" w:hAnsi="Arial Narrow" w:eastAsia="仿宋_GB2312"/>
@@ -2199,7 +2203,7 @@
       </w:pPr>
       <w:r>
         <w:rPr>
-          <w:rFonts w:ascii="Arial Narrow" w:hAnsi="Arial Narrow" w:eastAsia="仿宋_GB2312"/>
+          <w:rFonts w:ascii="Times New Roman" w:hAnsi="Times New Roman" w:eastAsia="仿宋_GB2312"/>
           <w:color w:val="auto"/>
           <w:spacing w:val="4"/>
           <w:sz w:val="24"/>
@@ -2212,19 +2216,19 @@
     <w:p>
       <w:pPr>
         <w:spacing w:before="120" w:beforeLines="50" w:line="300" w:lineRule="auto"/>
-        <w:ind w:firstLine="496" w:firstLineChars="200"/>
-        <w:jc w:val="both"/>
-        <w:rPr>
-          <w:rFonts w:ascii="Arial Narrow" w:hAnsi="Arial Narrow" w:eastAsia="仿宋_GB2312"/>
-          <w:spacing w:val="4"/>
-          <w:sz w:val="24"/>
-          <w:szCs w:val="24"/>
-          <w:lang w:eastAsia="zh-CN"/>
-        </w:rPr>
-      </w:pPr>
-      <w:r>
-        <w:rPr>
-          <w:rFonts w:hint="eastAsia" w:ascii="Arial Narrow" w:hAnsi="Arial Narrow" w:eastAsia="仿宋_GB2312"/>
+        <w:ind w:firstLineChars="200" w:firstLine="420"/>
+        <w:jc w:val="both"/>
+        <w:rPr>
+          <w:rFonts w:ascii="Arial Narrow" w:hAnsi="Arial Narrow" w:eastAsia="仿宋_GB2312"/>
+          <w:spacing w:val="4"/>
+          <w:sz w:val="24"/>
+          <w:szCs w:val="24"/>
+          <w:lang w:eastAsia="zh-CN"/>
+        </w:rPr>
+      </w:pPr>
+      <w:r>
+        <w:rPr>
+          <w:rFonts w:hint="eastAsia" w:ascii="Times New Roman" w:hAnsi="Times New Roman" w:eastAsia="仿宋_GB2312"/>
           <w:spacing w:val="4"/>
           <w:sz w:val="24"/>
           <w:szCs w:val="24"/>
@@ -2236,19 +2240,19 @@
     <w:p>
       <w:pPr>
         <w:spacing w:before="120" w:beforeLines="50" w:line="300" w:lineRule="auto"/>
-        <w:ind w:firstLine="496" w:firstLineChars="200"/>
-        <w:jc w:val="both"/>
-        <w:rPr>
-          <w:rFonts w:ascii="Arial Narrow" w:hAnsi="Arial Narrow" w:eastAsia="仿宋_GB2312"/>
-          <w:spacing w:val="4"/>
-          <w:sz w:val="24"/>
-          <w:szCs w:val="24"/>
-          <w:lang w:eastAsia="zh-CN"/>
-        </w:rPr>
-      </w:pPr>
-      <w:r>
-        <w:rPr>
-          <w:rFonts w:hint="eastAsia" w:ascii="Arial Narrow" w:hAnsi="Arial Narrow" w:eastAsia="仿宋_GB2312"/>
+        <w:ind w:firstLineChars="200" w:firstLine="420"/>
+        <w:jc w:val="both"/>
+        <w:rPr>
+          <w:rFonts w:ascii="Arial Narrow" w:hAnsi="Arial Narrow" w:eastAsia="仿宋_GB2312"/>
+          <w:spacing w:val="4"/>
+          <w:sz w:val="24"/>
+          <w:szCs w:val="24"/>
+          <w:lang w:eastAsia="zh-CN"/>
+        </w:rPr>
+      </w:pPr>
+      <w:r>
+        <w:rPr>
+          <w:rFonts w:hint="eastAsia" w:ascii="Times New Roman" w:hAnsi="Times New Roman" w:eastAsia="仿宋_GB2312"/>
           <w:spacing w:val="4"/>
           <w:sz w:val="24"/>
           <w:szCs w:val="24"/>
@@ -2285,19 +2289,19 @@
     <w:p>
       <w:pPr>
         <w:spacing w:before="120" w:beforeLines="50" w:line="300" w:lineRule="auto"/>
-        <w:ind w:firstLine="496" w:firstLineChars="200"/>
-        <w:jc w:val="both"/>
-        <w:rPr>
-          <w:rFonts w:ascii="Arial Narrow" w:hAnsi="Arial Narrow" w:eastAsia="仿宋_GB2312"/>
-          <w:spacing w:val="4"/>
-          <w:sz w:val="24"/>
-          <w:szCs w:val="24"/>
-          <w:lang w:eastAsia="zh-CN"/>
-        </w:rPr>
-      </w:pPr>
-      <w:r>
-        <w:rPr>
-          <w:rFonts w:hint="eastAsia" w:ascii="Arial Narrow" w:hAnsi="Arial Narrow" w:eastAsia="仿宋_GB2312"/>
+        <w:ind w:firstLineChars="200" w:firstLine="420"/>
+        <w:jc w:val="both"/>
+        <w:rPr>
+          <w:rFonts w:ascii="Arial Narrow" w:hAnsi="Arial Narrow" w:eastAsia="仿宋_GB2312"/>
+          <w:spacing w:val="4"/>
+          <w:sz w:val="24"/>
+          <w:szCs w:val="24"/>
+          <w:lang w:eastAsia="zh-CN"/>
+        </w:rPr>
+      </w:pPr>
+      <w:r>
+        <w:rPr>
+          <w:rFonts w:hint="eastAsia" w:ascii="Times New Roman" w:hAnsi="Times New Roman" w:eastAsia="仿宋_GB2312"/>
           <w:spacing w:val="4"/>
           <w:sz w:val="24"/>
           <w:szCs w:val="24"/>
@@ -2309,19 +2313,19 @@
     <w:p>
       <w:pPr>
         <w:spacing w:before="120" w:beforeLines="50" w:line="300" w:lineRule="auto"/>
-        <w:ind w:firstLine="496" w:firstLineChars="200"/>
-        <w:jc w:val="both"/>
-        <w:rPr>
-          <w:rFonts w:ascii="Arial Narrow" w:hAnsi="Arial Narrow" w:eastAsia="仿宋_GB2312"/>
-          <w:spacing w:val="4"/>
-          <w:sz w:val="24"/>
-          <w:szCs w:val="24"/>
-          <w:lang w:eastAsia="zh-CN"/>
-        </w:rPr>
-      </w:pPr>
-      <w:r>
-        <w:rPr>
-          <w:rFonts w:hint="eastAsia" w:ascii="Arial Narrow" w:hAnsi="Arial Narrow" w:eastAsia="仿宋_GB2312"/>
+        <w:ind w:firstLineChars="200" w:firstLine="420"/>
+        <w:jc w:val="both"/>
+        <w:rPr>
+          <w:rFonts w:ascii="Arial Narrow" w:hAnsi="Arial Narrow" w:eastAsia="仿宋_GB2312"/>
+          <w:spacing w:val="4"/>
+          <w:sz w:val="24"/>
+          <w:szCs w:val="24"/>
+          <w:lang w:eastAsia="zh-CN"/>
+        </w:rPr>
+      </w:pPr>
+      <w:r>
+        <w:rPr>
+          <w:rFonts w:hint="eastAsia" w:ascii="Times New Roman" w:hAnsi="Times New Roman" w:eastAsia="仿宋_GB2312"/>
           <w:spacing w:val="4"/>
           <w:sz w:val="24"/>
           <w:szCs w:val="24"/>
@@ -2333,19 +2337,19 @@
     <w:p>
       <w:pPr>
         <w:spacing w:before="120" w:beforeLines="50" w:line="300" w:lineRule="auto"/>
-        <w:ind w:firstLine="496" w:firstLineChars="200"/>
-        <w:jc w:val="both"/>
-        <w:rPr>
-          <w:rFonts w:ascii="Arial Narrow" w:hAnsi="Arial Narrow" w:eastAsia="仿宋_GB2312"/>
-          <w:spacing w:val="4"/>
-          <w:sz w:val="24"/>
-          <w:szCs w:val="24"/>
-          <w:lang w:eastAsia="zh-CN"/>
-        </w:rPr>
-      </w:pPr>
-      <w:r>
-        <w:rPr>
-          <w:rFonts w:hint="eastAsia" w:ascii="Arial Narrow" w:hAnsi="Arial Narrow" w:eastAsia="仿宋_GB2312"/>
+        <w:ind w:firstLineChars="200" w:firstLine="420"/>
+        <w:jc w:val="both"/>
+        <w:rPr>
+          <w:rFonts w:ascii="Arial Narrow" w:hAnsi="Arial Narrow" w:eastAsia="仿宋_GB2312"/>
+          <w:spacing w:val="4"/>
+          <w:sz w:val="24"/>
+          <w:szCs w:val="24"/>
+          <w:lang w:eastAsia="zh-CN"/>
+        </w:rPr>
+      </w:pPr>
+      <w:r>
+        <w:rPr>
+          <w:rFonts w:hint="eastAsia" w:ascii="Times New Roman" w:hAnsi="Times New Roman" w:eastAsia="仿宋_GB2312"/>
           <w:spacing w:val="4"/>
           <w:sz w:val="24"/>
           <w:szCs w:val="24"/>
@@ -2357,19 +2361,19 @@
     <w:p>
       <w:pPr>
         <w:spacing w:before="120" w:beforeLines="50" w:line="300" w:lineRule="auto"/>
-        <w:ind w:firstLine="496" w:firstLineChars="200"/>
-        <w:jc w:val="both"/>
-        <w:rPr>
-          <w:rFonts w:ascii="Arial Narrow" w:hAnsi="Arial Narrow" w:eastAsia="仿宋_GB2312"/>
-          <w:spacing w:val="4"/>
-          <w:sz w:val="24"/>
-          <w:szCs w:val="24"/>
-          <w:lang w:eastAsia="zh-CN"/>
-        </w:rPr>
-      </w:pPr>
-      <w:r>
-        <w:rPr>
-          <w:rFonts w:hint="eastAsia" w:ascii="Arial Narrow" w:hAnsi="Arial Narrow" w:eastAsia="仿宋_GB2312"/>
+        <w:ind w:firstLineChars="200" w:firstLine="420"/>
+        <w:jc w:val="both"/>
+        <w:rPr>
+          <w:rFonts w:ascii="Arial Narrow" w:hAnsi="Arial Narrow" w:eastAsia="仿宋_GB2312"/>
+          <w:spacing w:val="4"/>
+          <w:sz w:val="24"/>
+          <w:szCs w:val="24"/>
+          <w:lang w:eastAsia="zh-CN"/>
+        </w:rPr>
+      </w:pPr>
+      <w:r>
+        <w:rPr>
+          <w:rFonts w:hint="eastAsia" w:ascii="Times New Roman" w:hAnsi="Times New Roman" w:eastAsia="仿宋_GB2312"/>
           <w:spacing w:val="4"/>
           <w:sz w:val="24"/>
           <w:szCs w:val="24"/>
@@ -2381,19 +2385,19 @@
     <w:p>
       <w:pPr>
         <w:spacing w:before="120" w:beforeLines="50" w:line="300" w:lineRule="auto"/>
-        <w:ind w:firstLine="496" w:firstLineChars="200"/>
-        <w:jc w:val="both"/>
-        <w:rPr>
-          <w:rFonts w:ascii="Arial Narrow" w:hAnsi="Arial Narrow" w:eastAsia="仿宋_GB2312"/>
-          <w:spacing w:val="4"/>
-          <w:sz w:val="24"/>
-          <w:szCs w:val="24"/>
-          <w:lang w:eastAsia="zh-CN"/>
-        </w:rPr>
-      </w:pPr>
-      <w:r>
-        <w:rPr>
-          <w:rFonts w:hint="eastAsia" w:ascii="Arial Narrow" w:hAnsi="Arial Narrow" w:eastAsia="仿宋_GB2312"/>
+        <w:ind w:firstLineChars="200" w:firstLine="420"/>
+        <w:jc w:val="both"/>
+        <w:rPr>
+          <w:rFonts w:ascii="Arial Narrow" w:hAnsi="Arial Narrow" w:eastAsia="仿宋_GB2312"/>
+          <w:spacing w:val="4"/>
+          <w:sz w:val="24"/>
+          <w:szCs w:val="24"/>
+          <w:lang w:eastAsia="zh-CN"/>
+        </w:rPr>
+      </w:pPr>
+      <w:r>
+        <w:rPr>
+          <w:rFonts w:hint="eastAsia" w:ascii="Times New Roman" w:hAnsi="Times New Roman" w:eastAsia="仿宋_GB2312"/>
           <w:spacing w:val="4"/>
           <w:sz w:val="24"/>
           <w:szCs w:val="24"/>
@@ -2405,19 +2409,19 @@
     <w:p>
       <w:pPr>
         <w:spacing w:before="120" w:beforeLines="50" w:line="300" w:lineRule="auto"/>
-        <w:ind w:firstLine="496" w:firstLineChars="200"/>
-        <w:jc w:val="both"/>
-        <w:rPr>
-          <w:rFonts w:ascii="Arial Narrow" w:hAnsi="Arial Narrow" w:eastAsia="仿宋_GB2312"/>
-          <w:spacing w:val="4"/>
-          <w:sz w:val="24"/>
-          <w:szCs w:val="24"/>
-          <w:lang w:eastAsia="zh-CN"/>
-        </w:rPr>
-      </w:pPr>
-      <w:r>
-        <w:rPr>
-          <w:rFonts w:hint="eastAsia" w:ascii="Arial Narrow" w:hAnsi="Arial Narrow" w:eastAsia="仿宋_GB2312"/>
+        <w:ind w:firstLineChars="200" w:firstLine="420"/>
+        <w:jc w:val="both"/>
+        <w:rPr>
+          <w:rFonts w:ascii="Arial Narrow" w:hAnsi="Arial Narrow" w:eastAsia="仿宋_GB2312"/>
+          <w:spacing w:val="4"/>
+          <w:sz w:val="24"/>
+          <w:szCs w:val="24"/>
+          <w:lang w:eastAsia="zh-CN"/>
+        </w:rPr>
+      </w:pPr>
+      <w:r>
+        <w:rPr>
+          <w:rFonts w:hint="eastAsia" w:ascii="Times New Roman" w:hAnsi="Times New Roman" w:eastAsia="仿宋_GB2312"/>
           <w:spacing w:val="4"/>
           <w:sz w:val="24"/>
           <w:szCs w:val="24"/>
@@ -2429,19 +2433,19 @@
     <w:p>
       <w:pPr>
         <w:spacing w:before="120" w:beforeLines="50" w:line="300" w:lineRule="auto"/>
-        <w:ind w:firstLine="496" w:firstLineChars="200"/>
-        <w:jc w:val="both"/>
-        <w:rPr>
-          <w:rFonts w:ascii="Arial Narrow" w:hAnsi="Arial Narrow" w:eastAsia="仿宋_GB2312"/>
-          <w:spacing w:val="4"/>
-          <w:sz w:val="24"/>
-          <w:szCs w:val="24"/>
-          <w:lang w:eastAsia="zh-CN"/>
-        </w:rPr>
-      </w:pPr>
-      <w:r>
-        <w:rPr>
-          <w:rFonts w:hint="eastAsia" w:ascii="Arial Narrow" w:hAnsi="Arial Narrow" w:eastAsia="仿宋_GB2312"/>
+        <w:ind w:firstLineChars="200" w:firstLine="420"/>
+        <w:jc w:val="both"/>
+        <w:rPr>
+          <w:rFonts w:ascii="Arial Narrow" w:hAnsi="Arial Narrow" w:eastAsia="仿宋_GB2312"/>
+          <w:spacing w:val="4"/>
+          <w:sz w:val="24"/>
+          <w:szCs w:val="24"/>
+          <w:lang w:eastAsia="zh-CN"/>
+        </w:rPr>
+      </w:pPr>
+      <w:r>
+        <w:rPr>
+          <w:rFonts w:hint="eastAsia" w:ascii="Times New Roman" w:hAnsi="Times New Roman" w:eastAsia="仿宋_GB2312"/>
           <w:spacing w:val="4"/>
           <w:sz w:val="24"/>
           <w:szCs w:val="24"/>
@@ -2453,7 +2457,7 @@
     <w:p>
       <w:pPr>
         <w:spacing w:before="120" w:beforeLines="50" w:line="300" w:lineRule="auto"/>
-        <w:ind w:firstLine="496" w:firstLineChars="200"/>
+        <w:ind w:firstLineChars="200" w:firstLine="420"/>
         <w:jc w:val="both"/>
         <w:rPr>
           <w:rFonts w:ascii="Arial Narrow" w:hAnsi="Arial Narrow" w:eastAsia="仿宋_GB2312"/>
@@ -2466,7 +2470,7 @@
       </w:pPr>
       <w:r>
         <w:rPr>
-          <w:rFonts w:hint="eastAsia" w:ascii="Arial Narrow" w:hAnsi="Arial Narrow" w:eastAsia="仿宋_GB2312"/>
+          <w:rFonts w:hint="eastAsia" w:ascii="Times New Roman" w:hAnsi="Times New Roman" w:eastAsia="仿宋_GB2312"/>
           <w:spacing w:val="4"/>
           <w:sz w:val="24"/>
           <w:szCs w:val="24"/>
@@ -2478,19 +2482,19 @@
     <w:p>
       <w:pPr>
         <w:spacing w:before="120" w:beforeLines="50" w:line="300" w:lineRule="auto"/>
-        <w:ind w:firstLine="496" w:firstLineChars="200"/>
-        <w:jc w:val="both"/>
-        <w:rPr>
-          <w:rFonts w:ascii="Arial Narrow" w:hAnsi="Arial Narrow" w:eastAsia="仿宋_GB2312"/>
-          <w:spacing w:val="4"/>
-          <w:sz w:val="24"/>
-          <w:szCs w:val="24"/>
-          <w:lang w:eastAsia="zh-CN"/>
-        </w:rPr>
-      </w:pPr>
-      <w:r>
-        <w:rPr>
-          <w:rFonts w:hint="eastAsia" w:ascii="Arial Narrow" w:hAnsi="Arial Narrow" w:eastAsia="仿宋_GB2312"/>
+        <w:ind w:firstLineChars="200" w:firstLine="420"/>
+        <w:jc w:val="both"/>
+        <w:rPr>
+          <w:rFonts w:ascii="Arial Narrow" w:hAnsi="Arial Narrow" w:eastAsia="仿宋_GB2312"/>
+          <w:spacing w:val="4"/>
+          <w:sz w:val="24"/>
+          <w:szCs w:val="24"/>
+          <w:lang w:eastAsia="zh-CN"/>
+        </w:rPr>
+      </w:pPr>
+      <w:r>
+        <w:rPr>
+          <w:rFonts w:hint="eastAsia" w:ascii="Times New Roman" w:hAnsi="Times New Roman" w:eastAsia="仿宋_GB2312"/>
           <w:spacing w:val="4"/>
           <w:sz w:val="24"/>
           <w:szCs w:val="24"/>
@@ -2502,19 +2506,19 @@
     <w:p>
       <w:pPr>
         <w:spacing w:before="120" w:beforeLines="50" w:line="300" w:lineRule="auto"/>
-        <w:ind w:firstLine="496" w:firstLineChars="200"/>
-        <w:jc w:val="both"/>
-        <w:rPr>
-          <w:rFonts w:ascii="Arial Narrow" w:hAnsi="Arial Narrow" w:eastAsia="仿宋_GB2312"/>
-          <w:spacing w:val="4"/>
-          <w:sz w:val="24"/>
-          <w:szCs w:val="24"/>
-          <w:lang w:eastAsia="zh-CN"/>
-        </w:rPr>
-      </w:pPr>
-      <w:r>
-        <w:rPr>
-          <w:rFonts w:hint="eastAsia" w:ascii="Arial Narrow" w:hAnsi="Arial Narrow" w:eastAsia="仿宋_GB2312"/>
+        <w:ind w:firstLineChars="200" w:firstLine="420"/>
+        <w:jc w:val="both"/>
+        <w:rPr>
+          <w:rFonts w:ascii="Arial Narrow" w:hAnsi="Arial Narrow" w:eastAsia="仿宋_GB2312"/>
+          <w:spacing w:val="4"/>
+          <w:sz w:val="24"/>
+          <w:szCs w:val="24"/>
+          <w:lang w:eastAsia="zh-CN"/>
+        </w:rPr>
+      </w:pPr>
+      <w:r>
+        <w:rPr>
+          <w:rFonts w:hint="eastAsia" w:ascii="Times New Roman" w:hAnsi="Times New Roman" w:eastAsia="仿宋_GB2312"/>
           <w:spacing w:val="4"/>
           <w:sz w:val="24"/>
           <w:szCs w:val="24"/>
@@ -2526,19 +2530,19 @@
     <w:p>
       <w:pPr>
         <w:spacing w:before="120" w:beforeLines="50" w:line="300" w:lineRule="auto"/>
-        <w:ind w:firstLine="496" w:firstLineChars="200"/>
-        <w:jc w:val="both"/>
-        <w:rPr>
-          <w:rFonts w:ascii="Arial Narrow" w:hAnsi="Arial Narrow" w:eastAsia="仿宋_GB2312"/>
-          <w:spacing w:val="4"/>
-          <w:sz w:val="24"/>
-          <w:szCs w:val="24"/>
-          <w:lang w:eastAsia="zh-CN"/>
-        </w:rPr>
-      </w:pPr>
-      <w:r>
-        <w:rPr>
-          <w:rFonts w:hint="eastAsia" w:ascii="Arial Narrow" w:hAnsi="Arial Narrow" w:eastAsia="仿宋_GB2312"/>
+        <w:ind w:firstLineChars="200" w:firstLine="420"/>
+        <w:jc w:val="both"/>
+        <w:rPr>
+          <w:rFonts w:ascii="Arial Narrow" w:hAnsi="Arial Narrow" w:eastAsia="仿宋_GB2312"/>
+          <w:spacing w:val="4"/>
+          <w:sz w:val="24"/>
+          <w:szCs w:val="24"/>
+          <w:lang w:eastAsia="zh-CN"/>
+        </w:rPr>
+      </w:pPr>
+      <w:r>
+        <w:rPr>
+          <w:rFonts w:hint="eastAsia" w:ascii="Times New Roman" w:hAnsi="Times New Roman" w:eastAsia="仿宋_GB2312"/>
           <w:spacing w:val="4"/>
           <w:sz w:val="24"/>
           <w:szCs w:val="24"/>
